--- a/dot_claude/skills/md-to-word/assets/reference.docx
+++ b/dot_claude/skills/md-to-word/assets/reference.docx
@@ -317,6 +317,8 @@
       <w:footnotePr>
         <w:numRestart w:val="eachSect"/>
       </w:footnotePr>
+      <w:pgSz w:w="12240" w:h="15840"/>
+      <w:pgMar w:top="1080" w:right="1080" w:bottom="1080" w:left="1080" w:header="720" w:footer="720" w:gutter="0"/>
     </w:sectPr>
   </w:body>
 </w:document>
